--- a/src/lib/certificates/templates/VDI2168_A1_Teilnahmebestaetigung.docx
+++ b/src/lib/certificates/templates/VDI2168_A1_Teilnahmebestaetigung.docx
@@ -155,7 +155,7 @@
           <w:rFonts w:ascii="Arial" w:eastAsia="Times New Roman" w:hAnsi="Arial" w:cs="Calibri"/>
           <w:noProof/>
           <w:kern w:val="0"/>
-          <w:lang w:eastAsia="de-DE"/>
+          <w:lang w:val="en-US" w:eastAsia="de-DE"/>
           <w14:ligatures w14:val="none"/>
         </w:rPr>
       </w:pPr>
@@ -165,17 +165,27 @@
           <w:rFonts w:ascii="Arial" w:eastAsia="Times New Roman" w:hAnsi="Arial" w:cs="Calibri"/>
           <w:noProof/>
           <w:kern w:val="0"/>
-          <w:lang w:eastAsia="de-DE"/>
-          <w14:ligatures w14:val="none"/>
-        </w:rPr>
-        <w:t xml:space="preserve">hat </w:t>
+          <w:lang w:val="en-US" w:eastAsia="de-DE"/>
+          <w14:ligatures w14:val="none"/>
+        </w:rPr>
+        <w:t>hat</w:t>
       </w:r>
       <w:r>
         <w:rPr>
+          <w:rFonts w:ascii="Arial" w:eastAsia="Times New Roman" w:hAnsi="Arial" w:cs="Calibri"/>
+          <w:noProof/>
+          <w:kern w:val="0"/>
+          <w:lang w:val="en-US" w:eastAsia="de-DE"/>
+          <w14:ligatures w14:val="none"/>
+        </w:rPr>
+        <w:t xml:space="preserve"> </w:t>
+      </w:r>
+      <w:r>
+        <w:rPr>
           <w:rFonts w:ascii="Arial" w:eastAsia="Times New Roman" w:hAnsi="Arial" w:cs="Arial"/>
           <w:noProof/>
           <w:kern w:val="0"/>
-          <w:lang w:eastAsia="de-DE"/>
+          <w:lang w:val="en-US" w:eastAsia="de-DE"/>
           <w14:ligatures w14:val="none"/>
         </w:rPr>
         <w:t xml:space="preserve">{{trainingDateRange}} </w:t>
@@ -185,7 +195,7 @@
           <w:rFonts w:ascii="Arial" w:eastAsia="Times New Roman" w:hAnsi="Arial" w:cs="Arial"/>
           <w:noProof/>
           <w:kern w:val="0"/>
-          <w:lang w:eastAsia="de-DE"/>
+          <w:lang w:val="en-US" w:eastAsia="de-DE"/>
           <w14:ligatures w14:val="none"/>
         </w:rPr>
         <w:t xml:space="preserve">in </w:t>
@@ -195,7 +205,7 @@
           <w:rFonts w:ascii="Arial" w:eastAsia="Times New Roman" w:hAnsi="Arial" w:cs="Arial"/>
           <w:noProof/>
           <w:kern w:val="0"/>
-          <w:lang w:eastAsia="de-DE"/>
+          <w:lang w:val="en-US" w:eastAsia="de-DE"/>
           <w14:ligatures w14:val="none"/>
         </w:rPr>
         <w:t>{{trainingLocation}}</w:t>
@@ -213,7 +223,7 @@
           <w:rFonts w:ascii="Arial" w:eastAsia="Times New Roman" w:hAnsi="Arial" w:cs="Arial"/>
           <w:noProof/>
           <w:kern w:val="0"/>
-          <w:lang w:eastAsia="de-DE"/>
+          <w:lang w:val="en-US" w:eastAsia="de-DE"/>
           <w14:ligatures w14:val="none"/>
         </w:rPr>
       </w:pPr>
@@ -969,7 +979,7 @@
         <w:noProof/>
       </w:rPr>
       <w:drawing>
-        <wp:anchor distT="0" distB="0" distL="114300" distR="114300" simplePos="0" relativeHeight="251658752" behindDoc="0" locked="0" layoutInCell="1" allowOverlap="1" wp14:anchorId="3220441A" wp14:editId="6CE03A30">
+        <wp:anchor distT="0" distB="0" distL="114300" distR="114300" simplePos="0" relativeHeight="251658242" behindDoc="0" locked="0" layoutInCell="1" allowOverlap="1" wp14:anchorId="3220441A" wp14:editId="6CE03A30">
           <wp:simplePos x="0" y="0"/>
           <wp:positionH relativeFrom="column">
             <wp:posOffset>5903315</wp:posOffset>
@@ -1042,7 +1052,7 @@
       <mc:AlternateContent>
         <mc:Choice Requires="wps">
           <w:drawing>
-            <wp:anchor distT="45720" distB="45720" distL="114300" distR="114300" simplePos="0" relativeHeight="251657728" behindDoc="0" locked="0" layoutInCell="0" allowOverlap="1" wp14:anchorId="5EC226E4" wp14:editId="1A5AB852">
+            <wp:anchor distT="45720" distB="45720" distL="114300" distR="114300" simplePos="0" relativeHeight="251658241" behindDoc="0" locked="0" layoutInCell="0" allowOverlap="1" wp14:anchorId="5EC226E4" wp14:editId="1A5AB852">
               <wp:simplePos x="0" y="0"/>
               <wp:positionH relativeFrom="column">
                 <wp:posOffset>-566774</wp:posOffset>
@@ -1121,7 +1131,7 @@
               <v:stroke joinstyle="miter"/>
               <v:path gradientshapeok="t" o:connecttype="rect"/>
             </v:shapetype>
-            <v:shape id="Textfeld 10" o:spid="_x0000_s1026" type="#_x0000_t202" style="position:absolute;left:0;text-align:left;margin-left:-44.65pt;margin-top:24.5pt;width:501.45pt;height:42.75pt;z-index:251657728;visibility:visible;mso-wrap-style:square;mso-width-percent:0;mso-height-percent:0;mso-wrap-distance-left:9pt;mso-wrap-distance-top:3.6pt;mso-wrap-distance-right:9pt;mso-wrap-distance-bottom:3.6pt;mso-position-horizontal:absolute;mso-position-horizontal-relative:text;mso-position-vertical:absolute;mso-position-vertical-relative:text;mso-width-percent:0;mso-height-percent:0;mso-width-relative:page;mso-height-relative:page;v-text-anchor:top" o:gfxdata="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" o:allowincell="f" fillcolor="#007e72" stroked="f">
+            <v:shape id="Textfeld 10" o:spid="_x0000_s1026" type="#_x0000_t202" style="position:absolute;left:0;text-align:left;margin-left:-44.65pt;margin-top:24.5pt;width:501.45pt;height:42.75pt;z-index:251658241;visibility:visible;mso-wrap-style:square;mso-width-percent:0;mso-height-percent:0;mso-wrap-distance-left:9pt;mso-wrap-distance-top:3.6pt;mso-wrap-distance-right:9pt;mso-wrap-distance-bottom:3.6pt;mso-position-horizontal:absolute;mso-position-horizontal-relative:text;mso-position-vertical:absolute;mso-position-vertical-relative:text;mso-width-percent:0;mso-height-percent:0;mso-width-relative:page;mso-height-relative:page;v-text-anchor:top" o:gfxdata="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" o:allowincell="f" fillcolor="#007e72" stroked="f">
               <v:textbox>
                 <w:txbxContent>
                   <w:p>
@@ -1157,7 +1167,7 @@
       <mc:AlternateContent>
         <mc:Choice Requires="wps">
           <w:drawing>
-            <wp:anchor distT="0" distB="0" distL="114300" distR="114300" simplePos="0" relativeHeight="251656704" behindDoc="1" locked="0" layoutInCell="1" allowOverlap="1" wp14:anchorId="3C31D4EC" wp14:editId="71B66CC2">
+            <wp:anchor distT="0" distB="0" distL="114300" distR="114300" simplePos="0" relativeHeight="251658240" behindDoc="1" locked="0" layoutInCell="1" allowOverlap="1" wp14:anchorId="3C31D4EC" wp14:editId="71B66CC2">
               <wp:simplePos x="0" y="0"/>
               <wp:positionH relativeFrom="column">
                 <wp:posOffset>-672834</wp:posOffset>
